--- a/docs/Unified_Rewards_Platform_API_Design.docx
+++ b/docs/Unified_Rewards_Platform_API_Design.docx
@@ -185,11 +185,9 @@
         <w:rPr>
           <w:b/>
         </w:rPr>
-        <w:t xml:space="preserve">Multi-tenancy. </w:t>
+        <w:t>Multi-tenancy.  The token carries a tenant_id claim; every service scopes all reads/writes to that tenant automatically. Multi-currency.  Monetary request bodies accept an optional currencyCode field (ISO 4217, 3-letter). Default is INR. Affected endpoints: POST /api/claims (SubmitClaimRequest), POST /api/settlements, and AuditEntry response bodies.</w:t>
       </w:r>
-      <w:r>
-        <w:t xml:space="preserve"> The token carries a tenant_id claim; every service scopes all reads/writes to that tenant automatically.</w:t>
-      </w:r>
+      <w:r/>
     </w:p>
     <w:p>
       <w:pPr>
@@ -2002,7 +2000,7 @@
         <w:rPr>
           <w:color w:val="312E81"/>
         </w:rPr>
-        <w:t>5.4 Reimbursement Workflow  (claims state machine + saga)</w:t>
+        <w:t>5.4 Reimbursement Workflow  (claims state machine + saga) — POST /api/claims body: { type, amount, description, currencyCode? }. ClaimDto response includes currencyCode.</w:t>
       </w:r>
     </w:p>
     <w:tbl>
@@ -3022,7 +3020,7 @@
         <w:rPr>
           <w:color w:val="312E81"/>
         </w:rPr>
-        <w:t>5.6 Payroll Integration  (settlements, payslips)</w:t>
+        <w:t>5.6 Payroll Integration  (settlements, payslips) — SettlementRequest body includes amount : decimal and currencyCode : string (ISO 4217, default INR).</w:t>
       </w:r>
     </w:p>
     <w:tbl>
